--- a/Project17_Covid/Requests_covid.docx
+++ b/Project17_Covid/Requests_covid.docx
@@ -19,6 +19,9 @@
     </w:p>
     <w:p>
       <w:r>
+        <w:rPr>
+          <w:noProof/>
+        </w:rPr>
         <w:drawing>
           <wp:inline distT="0" distB="0" distL="0" distR="0" wp14:anchorId="43134D76" wp14:editId="7D2E930B">
             <wp:extent cx="1914792" cy="1609950"/>
@@ -85,6 +88,9 @@
     </w:p>
     <w:p>
       <w:r>
+        <w:rPr>
+          <w:noProof/>
+        </w:rPr>
         <w:drawing>
           <wp:inline distT="0" distB="0" distL="0" distR="0" wp14:anchorId="31EB8631" wp14:editId="0771810F">
             <wp:extent cx="2715004" cy="1667108"/>
@@ -141,6 +147,9 @@
     </w:p>
     <w:p>
       <w:r>
+        <w:rPr>
+          <w:noProof/>
+        </w:rPr>
         <w:drawing>
           <wp:inline distT="0" distB="0" distL="0" distR="0" wp14:anchorId="606066CD" wp14:editId="0DB045FA">
             <wp:extent cx="2038635" cy="1905266"/>
@@ -196,6 +205,9 @@
     </w:p>
     <w:p>
       <w:r>
+        <w:rPr>
+          <w:noProof/>
+        </w:rPr>
         <w:lastRenderedPageBreak/>
         <w:drawing>
           <wp:inline distT="0" distB="0" distL="0" distR="0" wp14:anchorId="7D66677B" wp14:editId="2894A4EF">
@@ -252,6 +264,9 @@
     </w:p>
     <w:p>
       <w:r>
+        <w:rPr>
+          <w:noProof/>
+        </w:rPr>
         <w:drawing>
           <wp:inline distT="0" distB="0" distL="0" distR="0" wp14:anchorId="6D3CCA1A" wp14:editId="4E939815">
             <wp:extent cx="1971950" cy="1991003"/>
@@ -306,6 +321,9 @@
     </w:p>
     <w:p>
       <w:r>
+        <w:rPr>
+          <w:noProof/>
+        </w:rPr>
         <w:drawing>
           <wp:inline distT="0" distB="0" distL="0" distR="0" wp14:anchorId="18B4CE91" wp14:editId="5388CB6C">
             <wp:extent cx="2324424" cy="2324424"/>
@@ -361,6 +379,9 @@
     </w:p>
     <w:p>
       <w:r>
+        <w:rPr>
+          <w:noProof/>
+        </w:rPr>
         <w:lastRenderedPageBreak/>
         <w:drawing>
           <wp:inline distT="0" distB="0" distL="0" distR="0" wp14:anchorId="26DEEF95" wp14:editId="174473E5">
@@ -416,6 +437,9 @@
     </w:p>
     <w:p>
       <w:r>
+        <w:rPr>
+          <w:noProof/>
+        </w:rPr>
         <w:drawing>
           <wp:inline distT="0" distB="0" distL="0" distR="0" wp14:anchorId="3DF00F0B" wp14:editId="23AEAF5B">
             <wp:extent cx="2838846" cy="2943636"/>
@@ -498,6 +522,9 @@
         <w:ind w:left="360"/>
       </w:pPr>
       <w:r>
+        <w:rPr>
+          <w:noProof/>
+        </w:rPr>
         <w:drawing>
           <wp:inline distT="0" distB="0" distL="0" distR="0" wp14:anchorId="31FBEE59" wp14:editId="246BEC7B">
             <wp:extent cx="3258005" cy="1533739"/>
@@ -553,6 +580,46 @@
       </w:r>
     </w:p>
     <w:p>
+      <w:r>
+        <w:drawing>
+          <wp:inline distT="0" distB="0" distL="0" distR="0" wp14:anchorId="57B70759" wp14:editId="359D2A69">
+            <wp:extent cx="2314898" cy="1981477"/>
+            <wp:effectExtent l="0" t="0" r="0" b="0"/>
+            <wp:docPr id="911926417" name="Picture 1" descr="A screenshot of a computer&#10;&#10;AI-generated content may be incorrect."/>
+            <wp:cNvGraphicFramePr>
+              <a:graphicFrameLocks xmlns:a="http://schemas.openxmlformats.org/drawingml/2006/main" noChangeAspect="1"/>
+            </wp:cNvGraphicFramePr>
+            <a:graphic xmlns:a="http://schemas.openxmlformats.org/drawingml/2006/main">
+              <a:graphicData uri="http://schemas.openxmlformats.org/drawingml/2006/picture">
+                <pic:pic xmlns:pic="http://schemas.openxmlformats.org/drawingml/2006/picture">
+                  <pic:nvPicPr>
+                    <pic:cNvPr id="911926417" name="Picture 1" descr="A screenshot of a computer&#10;&#10;AI-generated content may be incorrect."/>
+                    <pic:cNvPicPr/>
+                  </pic:nvPicPr>
+                  <pic:blipFill>
+                    <a:blip r:embed="rId14"/>
+                    <a:stretch>
+                      <a:fillRect/>
+                    </a:stretch>
+                  </pic:blipFill>
+                  <pic:spPr>
+                    <a:xfrm>
+                      <a:off x="0" y="0"/>
+                      <a:ext cx="2314898" cy="1981477"/>
+                    </a:xfrm>
+                    <a:prstGeom prst="rect">
+                      <a:avLst/>
+                    </a:prstGeom>
+                  </pic:spPr>
+                </pic:pic>
+              </a:graphicData>
+            </a:graphic>
+          </wp:inline>
+        </w:drawing>
+      </w:r>
+    </w:p>
+    <w:p/>
+    <w:p>
       <w:pPr>
         <w:numPr>
           <w:ilvl w:val="0"/>
@@ -568,6 +635,45 @@
       </w:r>
     </w:p>
     <w:p>
+      <w:r>
+        <w:drawing>
+          <wp:inline distT="0" distB="0" distL="0" distR="0" wp14:anchorId="18594667" wp14:editId="649AD772">
+            <wp:extent cx="3467584" cy="1924319"/>
+            <wp:effectExtent l="0" t="0" r="0" b="0"/>
+            <wp:docPr id="607173070" name="Picture 1" descr="A screenshot of a computer&#10;&#10;AI-generated content may be incorrect."/>
+            <wp:cNvGraphicFramePr>
+              <a:graphicFrameLocks xmlns:a="http://schemas.openxmlformats.org/drawingml/2006/main" noChangeAspect="1"/>
+            </wp:cNvGraphicFramePr>
+            <a:graphic xmlns:a="http://schemas.openxmlformats.org/drawingml/2006/main">
+              <a:graphicData uri="http://schemas.openxmlformats.org/drawingml/2006/picture">
+                <pic:pic xmlns:pic="http://schemas.openxmlformats.org/drawingml/2006/picture">
+                  <pic:nvPicPr>
+                    <pic:cNvPr id="607173070" name="Picture 1" descr="A screenshot of a computer&#10;&#10;AI-generated content may be incorrect."/>
+                    <pic:cNvPicPr/>
+                  </pic:nvPicPr>
+                  <pic:blipFill>
+                    <a:blip r:embed="rId15"/>
+                    <a:stretch>
+                      <a:fillRect/>
+                    </a:stretch>
+                  </pic:blipFill>
+                  <pic:spPr>
+                    <a:xfrm>
+                      <a:off x="0" y="0"/>
+                      <a:ext cx="3467584" cy="1924319"/>
+                    </a:xfrm>
+                    <a:prstGeom prst="rect">
+                      <a:avLst/>
+                    </a:prstGeom>
+                  </pic:spPr>
+                </pic:pic>
+              </a:graphicData>
+            </a:graphic>
+          </wp:inline>
+        </w:drawing>
+      </w:r>
+    </w:p>
+    <w:p>
       <w:pPr>
         <w:numPr>
           <w:ilvl w:val="0"/>
@@ -583,6 +689,46 @@
       </w:r>
     </w:p>
     <w:p>
+      <w:r>
+        <w:lastRenderedPageBreak/>
+        <w:drawing>
+          <wp:inline distT="0" distB="0" distL="0" distR="0" wp14:anchorId="5F6982A5" wp14:editId="58BEFFF7">
+            <wp:extent cx="3324689" cy="2753109"/>
+            <wp:effectExtent l="0" t="0" r="9525" b="9525"/>
+            <wp:docPr id="811061888" name="Picture 1" descr="A screenshot of a computer&#10;&#10;AI-generated content may be incorrect."/>
+            <wp:cNvGraphicFramePr>
+              <a:graphicFrameLocks xmlns:a="http://schemas.openxmlformats.org/drawingml/2006/main" noChangeAspect="1"/>
+            </wp:cNvGraphicFramePr>
+            <a:graphic xmlns:a="http://schemas.openxmlformats.org/drawingml/2006/main">
+              <a:graphicData uri="http://schemas.openxmlformats.org/drawingml/2006/picture">
+                <pic:pic xmlns:pic="http://schemas.openxmlformats.org/drawingml/2006/picture">
+                  <pic:nvPicPr>
+                    <pic:cNvPr id="811061888" name="Picture 1" descr="A screenshot of a computer&#10;&#10;AI-generated content may be incorrect."/>
+                    <pic:cNvPicPr/>
+                  </pic:nvPicPr>
+                  <pic:blipFill>
+                    <a:blip r:embed="rId16"/>
+                    <a:stretch>
+                      <a:fillRect/>
+                    </a:stretch>
+                  </pic:blipFill>
+                  <pic:spPr>
+                    <a:xfrm>
+                      <a:off x="0" y="0"/>
+                      <a:ext cx="3324689" cy="2753109"/>
+                    </a:xfrm>
+                    <a:prstGeom prst="rect">
+                      <a:avLst/>
+                    </a:prstGeom>
+                  </pic:spPr>
+                </pic:pic>
+              </a:graphicData>
+            </a:graphic>
+          </wp:inline>
+        </w:drawing>
+      </w:r>
+    </w:p>
+    <w:p>
       <w:pPr>
         <w:numPr>
           <w:ilvl w:val="0"/>
@@ -598,6 +744,46 @@
       </w:r>
     </w:p>
     <w:p>
+      <w:r>
+        <w:drawing>
+          <wp:inline distT="0" distB="0" distL="0" distR="0" wp14:anchorId="677946BE" wp14:editId="215E951E">
+            <wp:extent cx="5792008" cy="1876687"/>
+            <wp:effectExtent l="0" t="0" r="0" b="9525"/>
+            <wp:docPr id="870298241" name="Picture 1" descr="A screenshot of a computer&#10;&#10;AI-generated content may be incorrect."/>
+            <wp:cNvGraphicFramePr>
+              <a:graphicFrameLocks xmlns:a="http://schemas.openxmlformats.org/drawingml/2006/main" noChangeAspect="1"/>
+            </wp:cNvGraphicFramePr>
+            <a:graphic xmlns:a="http://schemas.openxmlformats.org/drawingml/2006/main">
+              <a:graphicData uri="http://schemas.openxmlformats.org/drawingml/2006/picture">
+                <pic:pic xmlns:pic="http://schemas.openxmlformats.org/drawingml/2006/picture">
+                  <pic:nvPicPr>
+                    <pic:cNvPr id="870298241" name="Picture 1" descr="A screenshot of a computer&#10;&#10;AI-generated content may be incorrect."/>
+                    <pic:cNvPicPr/>
+                  </pic:nvPicPr>
+                  <pic:blipFill>
+                    <a:blip r:embed="rId17"/>
+                    <a:stretch>
+                      <a:fillRect/>
+                    </a:stretch>
+                  </pic:blipFill>
+                  <pic:spPr>
+                    <a:xfrm>
+                      <a:off x="0" y="0"/>
+                      <a:ext cx="5792008" cy="1876687"/>
+                    </a:xfrm>
+                    <a:prstGeom prst="rect">
+                      <a:avLst/>
+                    </a:prstGeom>
+                  </pic:spPr>
+                </pic:pic>
+              </a:graphicData>
+            </a:graphic>
+          </wp:inline>
+        </w:drawing>
+      </w:r>
+    </w:p>
+    <w:p/>
+    <w:p>
       <w:pPr>
         <w:numPr>
           <w:ilvl w:val="0"/>
@@ -613,6 +799,46 @@
       </w:r>
     </w:p>
     <w:p>
+      <w:r>
+        <w:drawing>
+          <wp:inline distT="0" distB="0" distL="0" distR="0" wp14:anchorId="1F1B357F" wp14:editId="7303F71E">
+            <wp:extent cx="4829849" cy="1714739"/>
+            <wp:effectExtent l="0" t="0" r="8890" b="0"/>
+            <wp:docPr id="148193832" name="Picture 1" descr="A screenshot of a computer&#10;&#10;AI-generated content may be incorrect."/>
+            <wp:cNvGraphicFramePr>
+              <a:graphicFrameLocks xmlns:a="http://schemas.openxmlformats.org/drawingml/2006/main" noChangeAspect="1"/>
+            </wp:cNvGraphicFramePr>
+            <a:graphic xmlns:a="http://schemas.openxmlformats.org/drawingml/2006/main">
+              <a:graphicData uri="http://schemas.openxmlformats.org/drawingml/2006/picture">
+                <pic:pic xmlns:pic="http://schemas.openxmlformats.org/drawingml/2006/picture">
+                  <pic:nvPicPr>
+                    <pic:cNvPr id="148193832" name="Picture 1" descr="A screenshot of a computer&#10;&#10;AI-generated content may be incorrect."/>
+                    <pic:cNvPicPr/>
+                  </pic:nvPicPr>
+                  <pic:blipFill>
+                    <a:blip r:embed="rId18"/>
+                    <a:stretch>
+                      <a:fillRect/>
+                    </a:stretch>
+                  </pic:blipFill>
+                  <pic:spPr>
+                    <a:xfrm>
+                      <a:off x="0" y="0"/>
+                      <a:ext cx="4829849" cy="1714739"/>
+                    </a:xfrm>
+                    <a:prstGeom prst="rect">
+                      <a:avLst/>
+                    </a:prstGeom>
+                  </pic:spPr>
+                </pic:pic>
+              </a:graphicData>
+            </a:graphic>
+          </wp:inline>
+        </w:drawing>
+      </w:r>
+    </w:p>
+    <w:p/>
+    <w:p>
       <w:pPr>
         <w:numPr>
           <w:ilvl w:val="0"/>
@@ -624,22 +850,47 @@
           <w:b/>
           <w:bCs/>
         </w:rPr>
+        <w:lastRenderedPageBreak/>
         <w:t>What is the relationship between the frequency of checkups and the presence of other types of cancer?</w:t>
       </w:r>
     </w:p>
     <w:p>
-      <w:pPr>
-        <w:numPr>
-          <w:ilvl w:val="0"/>
-          <w:numId w:val="2"/>
-        </w:numPr>
-      </w:pPr>
-      <w:r>
-        <w:rPr>
-          <w:b/>
-          <w:bCs/>
-        </w:rPr>
-        <w:t>How are people with depression distributed across different BMI categories?</w:t>
+      <w:r>
+        <w:drawing>
+          <wp:inline distT="0" distB="0" distL="0" distR="0" wp14:anchorId="0B934127" wp14:editId="46D39DA4">
+            <wp:extent cx="5943600" cy="1787525"/>
+            <wp:effectExtent l="0" t="0" r="0" b="3175"/>
+            <wp:docPr id="1014484567" name="Picture 1" descr="A screenshot of a computer&#10;&#10;AI-generated content may be incorrect."/>
+            <wp:cNvGraphicFramePr>
+              <a:graphicFrameLocks xmlns:a="http://schemas.openxmlformats.org/drawingml/2006/main" noChangeAspect="1"/>
+            </wp:cNvGraphicFramePr>
+            <a:graphic xmlns:a="http://schemas.openxmlformats.org/drawingml/2006/main">
+              <a:graphicData uri="http://schemas.openxmlformats.org/drawingml/2006/picture">
+                <pic:pic xmlns:pic="http://schemas.openxmlformats.org/drawingml/2006/picture">
+                  <pic:nvPicPr>
+                    <pic:cNvPr id="1014484567" name="Picture 1" descr="A screenshot of a computer&#10;&#10;AI-generated content may be incorrect."/>
+                    <pic:cNvPicPr/>
+                  </pic:nvPicPr>
+                  <pic:blipFill>
+                    <a:blip r:embed="rId19"/>
+                    <a:stretch>
+                      <a:fillRect/>
+                    </a:stretch>
+                  </pic:blipFill>
+                  <pic:spPr>
+                    <a:xfrm>
+                      <a:off x="0" y="0"/>
+                      <a:ext cx="5943600" cy="1787525"/>
+                    </a:xfrm>
+                    <a:prstGeom prst="rect">
+                      <a:avLst/>
+                    </a:prstGeom>
+                  </pic:spPr>
+                </pic:pic>
+              </a:graphicData>
+            </a:graphic>
+          </wp:inline>
+        </w:drawing>
       </w:r>
     </w:p>
     <w:p/>
@@ -663,6 +914,45 @@
       </w:r>
     </w:p>
     <w:p>
+      <w:r>
+        <w:drawing>
+          <wp:inline distT="0" distB="0" distL="0" distR="0" wp14:anchorId="75DD4CC5" wp14:editId="7BAD04A5">
+            <wp:extent cx="5943600" cy="1831340"/>
+            <wp:effectExtent l="0" t="0" r="0" b="0"/>
+            <wp:docPr id="1211234793" name="Picture 1" descr="A screenshot of a computer&#10;&#10;AI-generated content may be incorrect."/>
+            <wp:cNvGraphicFramePr>
+              <a:graphicFrameLocks xmlns:a="http://schemas.openxmlformats.org/drawingml/2006/main" noChangeAspect="1"/>
+            </wp:cNvGraphicFramePr>
+            <a:graphic xmlns:a="http://schemas.openxmlformats.org/drawingml/2006/main">
+              <a:graphicData uri="http://schemas.openxmlformats.org/drawingml/2006/picture">
+                <pic:pic xmlns:pic="http://schemas.openxmlformats.org/drawingml/2006/picture">
+                  <pic:nvPicPr>
+                    <pic:cNvPr id="1211234793" name="Picture 1" descr="A screenshot of a computer&#10;&#10;AI-generated content may be incorrect."/>
+                    <pic:cNvPicPr/>
+                  </pic:nvPicPr>
+                  <pic:blipFill>
+                    <a:blip r:embed="rId20"/>
+                    <a:stretch>
+                      <a:fillRect/>
+                    </a:stretch>
+                  </pic:blipFill>
+                  <pic:spPr>
+                    <a:xfrm>
+                      <a:off x="0" y="0"/>
+                      <a:ext cx="5943600" cy="1831340"/>
+                    </a:xfrm>
+                    <a:prstGeom prst="rect">
+                      <a:avLst/>
+                    </a:prstGeom>
+                  </pic:spPr>
+                </pic:pic>
+              </a:graphicData>
+            </a:graphic>
+          </wp:inline>
+        </w:drawing>
+      </w:r>
+    </w:p>
+    <w:p>
       <w:pPr>
         <w:numPr>
           <w:ilvl w:val="0"/>
@@ -674,12 +964,50 @@
           <w:b/>
           <w:bCs/>
         </w:rPr>
-        <w:t>Can we identify clusters of people with healthy vs. unhealthy profiles based on their behaviors?</w:t>
-      </w:r>
-      <w:r>
-        <w:t> (clustering analysis)</w:t>
-      </w:r>
-    </w:p>
+        <w:t>Is there a non-linear relationship between age and the probability of having heart disease?</w:t>
+      </w:r>
+    </w:p>
+    <w:p>
+      <w:r>
+        <w:lastRenderedPageBreak/>
+        <w:drawing>
+          <wp:inline distT="0" distB="0" distL="0" distR="0" wp14:anchorId="776D4516" wp14:editId="50DE1193">
+            <wp:extent cx="5943600" cy="2836545"/>
+            <wp:effectExtent l="0" t="0" r="0" b="1905"/>
+            <wp:docPr id="844444753" name="Picture 1" descr="A screenshot of a computer&#10;&#10;AI-generated content may be incorrect."/>
+            <wp:cNvGraphicFramePr>
+              <a:graphicFrameLocks xmlns:a="http://schemas.openxmlformats.org/drawingml/2006/main" noChangeAspect="1"/>
+            </wp:cNvGraphicFramePr>
+            <a:graphic xmlns:a="http://schemas.openxmlformats.org/drawingml/2006/main">
+              <a:graphicData uri="http://schemas.openxmlformats.org/drawingml/2006/picture">
+                <pic:pic xmlns:pic="http://schemas.openxmlformats.org/drawingml/2006/picture">
+                  <pic:nvPicPr>
+                    <pic:cNvPr id="844444753" name="Picture 1" descr="A screenshot of a computer&#10;&#10;AI-generated content may be incorrect."/>
+                    <pic:cNvPicPr/>
+                  </pic:nvPicPr>
+                  <pic:blipFill>
+                    <a:blip r:embed="rId21"/>
+                    <a:stretch>
+                      <a:fillRect/>
+                    </a:stretch>
+                  </pic:blipFill>
+                  <pic:spPr>
+                    <a:xfrm>
+                      <a:off x="0" y="0"/>
+                      <a:ext cx="5943600" cy="2836545"/>
+                    </a:xfrm>
+                    <a:prstGeom prst="rect">
+                      <a:avLst/>
+                    </a:prstGeom>
+                  </pic:spPr>
+                </pic:pic>
+              </a:graphicData>
+            </a:graphic>
+          </wp:inline>
+        </w:drawing>
+      </w:r>
+    </w:p>
+    <w:p/>
     <w:p>
       <w:pPr>
         <w:numPr>
@@ -692,85 +1020,48 @@
           <w:b/>
           <w:bCs/>
         </w:rPr>
-        <w:t>Is there a non-linear relationship between age and the probability of having heart disease?</w:t>
-      </w:r>
-    </w:p>
-    <w:p>
-      <w:pPr>
-        <w:numPr>
-          <w:ilvl w:val="0"/>
-          <w:numId w:val="3"/>
-        </w:numPr>
-      </w:pPr>
-      <w:r>
-        <w:rPr>
-          <w:b/>
-          <w:bCs/>
-        </w:rPr>
         <w:t>What is the combined impact of fruit and green vegetable consumption on the risk of depression?</w:t>
       </w:r>
     </w:p>
     <w:p>
-      <w:pPr>
-        <w:numPr>
-          <w:ilvl w:val="0"/>
-          <w:numId w:val="3"/>
-        </w:numPr>
-      </w:pPr>
-      <w:r>
-        <w:rPr>
-          <w:b/>
-          <w:bCs/>
-        </w:rPr>
-        <w:t>Can we build a model to predict the risk of diabetes based on lifestyle factors?</w:t>
-      </w:r>
-    </w:p>
-    <w:p>
-      <w:pPr>
-        <w:numPr>
-          <w:ilvl w:val="0"/>
-          <w:numId w:val="3"/>
-        </w:numPr>
-      </w:pPr>
-      <w:r>
-        <w:rPr>
-          <w:b/>
-          <w:bCs/>
-        </w:rPr>
-        <w:t>Are there significant interactions between smoking and alcohol consumption in their relationship with cancer?</w:t>
-      </w:r>
-    </w:p>
-    <w:p>
-      <w:pPr>
-        <w:numPr>
-          <w:ilvl w:val="0"/>
-          <w:numId w:val="3"/>
-        </w:numPr>
-      </w:pPr>
-      <w:r>
-        <w:rPr>
-          <w:b/>
-          <w:bCs/>
-        </w:rPr>
-        <w:t>What is the trend in general health across different age groups and how does it correlate with lifestyle behaviors?</w:t>
-      </w:r>
-    </w:p>
-    <w:p>
-      <w:pPr>
-        <w:numPr>
-          <w:ilvl w:val="0"/>
-          <w:numId w:val="3"/>
-        </w:numPr>
-      </w:pPr>
-      <w:r>
-        <w:rPr>
-          <w:b/>
-          <w:bCs/>
-        </w:rPr>
-        <w:t>Which variables have the strongest confounding effect in the analysis of the relationship between exercise and heart disease?</w:t>
-      </w:r>
-    </w:p>
-    <w:p/>
+      <w:r>
+        <w:drawing>
+          <wp:inline distT="0" distB="0" distL="0" distR="0" wp14:anchorId="66EC95CE" wp14:editId="225C0209">
+            <wp:extent cx="5943600" cy="1971675"/>
+            <wp:effectExtent l="0" t="0" r="0" b="9525"/>
+            <wp:docPr id="1796837334" name="Picture 1" descr="A screenshot of a computer&#10;&#10;AI-generated content may be incorrect."/>
+            <wp:cNvGraphicFramePr>
+              <a:graphicFrameLocks xmlns:a="http://schemas.openxmlformats.org/drawingml/2006/main" noChangeAspect="1"/>
+            </wp:cNvGraphicFramePr>
+            <a:graphic xmlns:a="http://schemas.openxmlformats.org/drawingml/2006/main">
+              <a:graphicData uri="http://schemas.openxmlformats.org/drawingml/2006/picture">
+                <pic:pic xmlns:pic="http://schemas.openxmlformats.org/drawingml/2006/picture">
+                  <pic:nvPicPr>
+                    <pic:cNvPr id="1796837334" name="Picture 1" descr="A screenshot of a computer&#10;&#10;AI-generated content may be incorrect."/>
+                    <pic:cNvPicPr/>
+                  </pic:nvPicPr>
+                  <pic:blipFill>
+                    <a:blip r:embed="rId22"/>
+                    <a:stretch>
+                      <a:fillRect/>
+                    </a:stretch>
+                  </pic:blipFill>
+                  <pic:spPr>
+                    <a:xfrm>
+                      <a:off x="0" y="0"/>
+                      <a:ext cx="5943600" cy="1971675"/>
+                    </a:xfrm>
+                    <a:prstGeom prst="rect">
+                      <a:avLst/>
+                    </a:prstGeom>
+                  </pic:spPr>
+                </pic:pic>
+              </a:graphicData>
+            </a:graphic>
+          </wp:inline>
+        </w:drawing>
+      </w:r>
+    </w:p>
     <w:p/>
     <w:p>
       <w:pPr>
@@ -784,7 +1075,6 @@
           <w:b/>
           <w:bCs/>
         </w:rPr>
-        <w:lastRenderedPageBreak/>
         <w:t>Which population segment would benefit the most from a diabetes prevention program?</w:t>
       </w:r>
     </w:p>
